--- a/public/templates/tax-invoice.docx
+++ b/public/templates/tax-invoice.docx
@@ -102,7 +102,7 @@
                 <w:sz w:val="20"/>
                 <w:szCs w:val="20"/>
               </w:rPr>
-              <w:t xml:space="preserve">Riyadh, Kingdom of Saudi Arabia</w:t>
+              <w:t xml:space="preserve">Al Khobar, Kingdom of Saudi Arabia</w:t>
             </w:r>
           </w:p>
           <w:p>

--- a/public/templates/tax-invoice.docx
+++ b/public/templates/tax-invoice.docx
@@ -115,7 +115,7 @@
                 <w:sz w:val="20"/>
                 <w:szCs w:val="20"/>
               </w:rPr>
-              <w:t xml:space="preserve">mohammad@soulvd.net</w:t>
+              <w:t xml:space="preserve">info@soulvd.sa</w:t>
             </w:r>
           </w:p>
           <w:p>
